--- a/Report/DAK20_10122093_Lưu Thị An Duyên.docx
+++ b/Report/DAK20_10122093_Lưu Thị An Duyên.docx
@@ -9106,7 +9106,15 @@
         <w:rPr>
           <w:lang w:val="en-US"/>
         </w:rPr>
-        <w:t>Xây dựng một công cụ demo sử dụng Python và LangChain để sinh test case tự động và xuất ra file .feature.</w:t>
+        <w:t>Xây dựng một công cụ demo sử dụng Python và LangChain để sinh test case tự động v</w:t>
+      </w:r>
+      <w:bookmarkStart w:id="13" w:name="_GoBack"/>
+      <w:bookmarkEnd w:id="13"/>
+      <w:r>
+        <w:rPr>
+          <w:lang w:val="en-US"/>
+        </w:rPr>
+        <w:t>à xuất ra file .feature.</w:t>
       </w:r>
     </w:p>
     <w:p>
@@ -9165,9 +9173,9 @@
         <w:ind w:left="1355" w:hanging="359"/>
         <w:jc w:val="both"/>
       </w:pPr>
-      <w:bookmarkStart w:id="13" w:name="1.3_Giới_hạn_và_phạm_vi_của_đồ_án"/>
-      <w:bookmarkStart w:id="14" w:name="_Toc224424731"/>
-      <w:bookmarkEnd w:id="13"/>
+      <w:bookmarkStart w:id="14" w:name="1.3_Giới_hạn_và_phạm_vi_của_đồ_án"/>
+      <w:bookmarkStart w:id="15" w:name="_Toc224424731"/>
+      <w:bookmarkEnd w:id="14"/>
       <w:r>
         <w:t>Giới</w:t>
       </w:r>
@@ -9228,7 +9236,7 @@
         </w:rPr>
         <w:t>đề tài</w:t>
       </w:r>
-      <w:bookmarkEnd w:id="14"/>
+      <w:bookmarkEnd w:id="15"/>
     </w:p>
     <w:p>
       <w:pPr>
@@ -9248,8 +9256,8 @@
           <w:lang w:val="pt-BR"/>
         </w:rPr>
       </w:pPr>
-      <w:bookmarkStart w:id="15" w:name="1.3.1_Đối_tượng_nghiên_cứu"/>
-      <w:bookmarkEnd w:id="15"/>
+      <w:bookmarkStart w:id="16" w:name="1.3.1_Đối_tượng_nghiên_cứu"/>
+      <w:bookmarkEnd w:id="16"/>
       <w:r>
         <w:rPr>
           <w:sz w:val="26"/>
@@ -9461,16 +9469,16 @@
         <w:ind w:left="1355" w:hanging="359"/>
         <w:jc w:val="both"/>
       </w:pPr>
-      <w:bookmarkStart w:id="16" w:name="1.4_Nội_dung_thực_hiện"/>
-      <w:bookmarkStart w:id="17" w:name="_Toc224424732"/>
-      <w:bookmarkEnd w:id="16"/>
+      <w:bookmarkStart w:id="17" w:name="1.4_Nội_dung_thực_hiện"/>
+      <w:bookmarkStart w:id="18" w:name="_Toc224424732"/>
+      <w:bookmarkEnd w:id="17"/>
       <w:r>
         <w:rPr>
           <w:lang w:val="en-US"/>
         </w:rPr>
         <w:t>Kết quả dự kiến đạt được</w:t>
       </w:r>
-      <w:bookmarkEnd w:id="17"/>
+      <w:bookmarkEnd w:id="18"/>
     </w:p>
     <w:p>
       <w:pPr>
@@ -9490,8 +9498,8 @@
           <w:lang w:val="pt-BR"/>
         </w:rPr>
       </w:pPr>
-      <w:bookmarkStart w:id="18" w:name="1.4.1_Xây_dựng_kế_hoạch_kiểm_thử:"/>
-      <w:bookmarkEnd w:id="18"/>
+      <w:bookmarkStart w:id="19" w:name="1.4.1_Xây_dựng_kế_hoạch_kiểm_thử:"/>
+      <w:bookmarkEnd w:id="19"/>
       <w:r>
         <w:rPr>
           <w:sz w:val="26"/>
@@ -9629,13 +9637,13 @@
         <w:spacing w:before="90"/>
         <w:ind w:right="721"/>
       </w:pPr>
-      <w:bookmarkStart w:id="19" w:name="1.4.2_Thiết_kế_và_chuẩn_bị_môi_trường_ki"/>
-      <w:bookmarkStart w:id="20" w:name="1.5__Phương_pháp_tiếp_cận"/>
-      <w:bookmarkStart w:id="21" w:name="CHƯƠNG_2:_CƠ_SỞ_LÝ_THUYẾT"/>
-      <w:bookmarkStart w:id="22" w:name="_Toc224424733"/>
-      <w:bookmarkEnd w:id="19"/>
+      <w:bookmarkStart w:id="20" w:name="1.4.2_Thiết_kế_và_chuẩn_bị_môi_trường_ki"/>
+      <w:bookmarkStart w:id="21" w:name="1.5__Phương_pháp_tiếp_cận"/>
+      <w:bookmarkStart w:id="22" w:name="CHƯƠNG_2:_CƠ_SỞ_LÝ_THUYẾT"/>
+      <w:bookmarkStart w:id="23" w:name="_Toc224424733"/>
       <w:bookmarkEnd w:id="20"/>
       <w:bookmarkEnd w:id="21"/>
+      <w:bookmarkEnd w:id="22"/>
       <w:r>
         <w:lastRenderedPageBreak/>
         <w:t>CHƯƠNG</w:t>
@@ -9688,7 +9696,7 @@
         </w:rPr>
         <w:t>THUYẾT</w:t>
       </w:r>
-      <w:bookmarkEnd w:id="22"/>
+      <w:bookmarkEnd w:id="23"/>
     </w:p>
     <w:p>
       <w:pPr>
@@ -9712,9 +9720,9 @@
         <w:ind w:left="1355" w:hanging="359"/>
         <w:jc w:val="both"/>
       </w:pPr>
-      <w:bookmarkStart w:id="23" w:name="2.1_Tổng_quan_về_kiểm_thử_phần_mềm"/>
-      <w:bookmarkStart w:id="24" w:name="_Toc224424734"/>
-      <w:bookmarkEnd w:id="23"/>
+      <w:bookmarkStart w:id="24" w:name="2.1_Tổng_quan_về_kiểm_thử_phần_mềm"/>
+      <w:bookmarkStart w:id="25" w:name="_Toc224424734"/>
+      <w:bookmarkEnd w:id="24"/>
       <w:r>
         <w:t>Tổng</w:t>
       </w:r>
@@ -9775,7 +9783,7 @@
         </w:rPr>
         <w:t>mềm</w:t>
       </w:r>
-      <w:bookmarkEnd w:id="24"/>
+      <w:bookmarkEnd w:id="25"/>
     </w:p>
     <w:p>
       <w:pPr>
@@ -9791,8 +9799,8 @@
         <w:ind w:left="1715" w:hanging="719"/>
         <w:jc w:val="both"/>
       </w:pPr>
-      <w:bookmarkStart w:id="25" w:name="2.1.1_Khái_niệm_kiểm_thử_phần_mềm"/>
-      <w:bookmarkEnd w:id="25"/>
+      <w:bookmarkStart w:id="26" w:name="2.1.1_Khái_niệm_kiểm_thử_phần_mềm"/>
+      <w:bookmarkEnd w:id="26"/>
       <w:r>
         <w:t>Khái</w:t>
       </w:r>
@@ -10009,8 +10017,8 @@
         <w:ind w:left="1715" w:hanging="719"/>
         <w:jc w:val="both"/>
       </w:pPr>
-      <w:bookmarkStart w:id="26" w:name="2.1.2_Mục_tiêu_kiểm_thử_phần_mềm"/>
-      <w:bookmarkEnd w:id="26"/>
+      <w:bookmarkStart w:id="27" w:name="2.1.2_Mục_tiêu_kiểm_thử_phần_mềm"/>
+      <w:bookmarkEnd w:id="27"/>
       <w:r>
         <w:rPr>
           <w:lang w:val="en-US"/>
@@ -10035,8 +10043,8 @@
           <w:szCs w:val="26"/>
         </w:rPr>
       </w:pPr>
-      <w:bookmarkStart w:id="27" w:name="2.1.3_Các_mức_kiểm_thử_phần_mềm"/>
-      <w:bookmarkEnd w:id="27"/>
+      <w:bookmarkStart w:id="28" w:name="2.1.3_Các_mức_kiểm_thử_phần_mềm"/>
+      <w:bookmarkEnd w:id="28"/>
       <w:r>
         <w:rPr>
           <w:sz w:val="26"/>
@@ -10528,9 +10536,9 @@
         <w:ind w:left="1355" w:hanging="359"/>
         <w:jc w:val="both"/>
       </w:pPr>
-      <w:bookmarkStart w:id="28" w:name="2.2_Frame_work_kiểm_thử_tự_động"/>
-      <w:bookmarkStart w:id="29" w:name="_Toc224424735"/>
-      <w:bookmarkEnd w:id="28"/>
+      <w:bookmarkStart w:id="29" w:name="2.2_Frame_work_kiểm_thử_tự_động"/>
+      <w:bookmarkStart w:id="30" w:name="_Toc224424735"/>
+      <w:bookmarkEnd w:id="29"/>
       <w:r>
         <w:rPr>
           <w:lang w:val="en-US"/>
@@ -10538,7 +10546,7 @@
         <w:lastRenderedPageBreak/>
         <w:t>Kiểm thử tự động và mô hình BDD</w:t>
       </w:r>
-      <w:bookmarkEnd w:id="29"/>
+      <w:bookmarkEnd w:id="30"/>
     </w:p>
     <w:p>
       <w:pPr>
@@ -10554,8 +10562,8 @@
         <w:ind w:left="1715" w:hanging="719"/>
         <w:jc w:val="both"/>
       </w:pPr>
-      <w:bookmarkStart w:id="30" w:name="2.2.1_Module-Based_Testing_Framework"/>
-      <w:bookmarkEnd w:id="30"/>
+      <w:bookmarkStart w:id="31" w:name="2.2.1_Module-Based_Testing_Framework"/>
+      <w:bookmarkEnd w:id="31"/>
       <w:r>
         <w:rPr>
           <w:lang w:val="en-US"/>
@@ -10829,8 +10837,8 @@
         <w:ind w:left="1715" w:hanging="719"/>
         <w:jc w:val="both"/>
       </w:pPr>
-      <w:bookmarkStart w:id="31" w:name="2.2.2_Library_Architecture_Testing_Frame"/>
-      <w:bookmarkEnd w:id="31"/>
+      <w:bookmarkStart w:id="32" w:name="2.2.2_Library_Architecture_Testing_Frame"/>
+      <w:bookmarkEnd w:id="32"/>
       <w:r>
         <w:rPr>
           <w:lang w:val="en-US"/>
@@ -11235,7 +11243,7 @@
         <w:ind w:left="1355" w:right="571" w:hanging="359"/>
         <w:jc w:val="both"/>
       </w:pPr>
-      <w:bookmarkStart w:id="32" w:name="_Toc224424736"/>
+      <w:bookmarkStart w:id="33" w:name="_Toc224424736"/>
       <w:r>
         <w:rPr>
           <w:lang w:val="en-US"/>
@@ -11254,7 +11262,7 @@
         </w:rPr>
         <w:t xml:space="preserve"> mềm</w:t>
       </w:r>
-      <w:bookmarkEnd w:id="32"/>
+      <w:bookmarkEnd w:id="33"/>
       <w:r>
         <w:rPr>
           <w:lang w:val="en-US"/>
@@ -11276,8 +11284,8 @@
         <w:ind w:left="1715" w:right="571" w:hanging="719"/>
         <w:jc w:val="both"/>
       </w:pPr>
-      <w:bookmarkStart w:id="33" w:name="2.3.1_Các_loại_kiểm_thử_tự_động_hiện_nay"/>
-      <w:bookmarkEnd w:id="33"/>
+      <w:bookmarkStart w:id="34" w:name="2.3.1_Các_loại_kiểm_thử_tự_động_hiện_nay"/>
+      <w:bookmarkEnd w:id="34"/>
       <w:r>
         <w:rPr>
           <w:lang w:val="en-US"/>
@@ -11617,18 +11625,18 @@
         <w:ind w:left="1355" w:right="571" w:hanging="359"/>
         <w:jc w:val="both"/>
       </w:pPr>
-      <w:bookmarkStart w:id="34" w:name="2.3.2_Giới_thiệu_về_Cucumber"/>
-      <w:bookmarkStart w:id="35" w:name="2.4_Công_cụ_áp_dụng"/>
-      <w:bookmarkStart w:id="36" w:name="_Toc224424737"/>
-      <w:bookmarkEnd w:id="34"/>
+      <w:bookmarkStart w:id="35" w:name="2.3.2_Giới_thiệu_về_Cucumber"/>
+      <w:bookmarkStart w:id="36" w:name="2.4_Công_cụ_áp_dụng"/>
+      <w:bookmarkStart w:id="37" w:name="_Toc224424737"/>
       <w:bookmarkEnd w:id="35"/>
+      <w:bookmarkEnd w:id="36"/>
       <w:r>
         <w:rPr>
           <w:lang w:val="en-US"/>
         </w:rPr>
         <w:t>Large Language Models</w:t>
       </w:r>
-      <w:bookmarkEnd w:id="36"/>
+      <w:bookmarkEnd w:id="37"/>
     </w:p>
     <w:p>
       <w:pPr>
@@ -12254,14 +12262,14 @@
         <w:ind w:left="1355" w:right="571" w:hanging="359"/>
         <w:jc w:val="both"/>
       </w:pPr>
-      <w:bookmarkStart w:id="37" w:name="_Toc224424738"/>
+      <w:bookmarkStart w:id="38" w:name="_Toc224424738"/>
       <w:r>
         <w:rPr>
           <w:lang w:val="en-US"/>
         </w:rPr>
         <w:t>Promt Engineering</w:t>
       </w:r>
-      <w:bookmarkEnd w:id="37"/>
+      <w:bookmarkEnd w:id="38"/>
     </w:p>
     <w:p>
       <w:pPr>
@@ -12440,14 +12448,14 @@
         <w:ind w:left="1355" w:right="571" w:hanging="359"/>
         <w:jc w:val="both"/>
       </w:pPr>
-      <w:bookmarkStart w:id="38" w:name="_Toc224424739"/>
+      <w:bookmarkStart w:id="39" w:name="_Toc224424739"/>
       <w:r>
         <w:rPr>
           <w:lang w:val="en-US"/>
         </w:rPr>
         <w:t>LangChain Framework</w:t>
       </w:r>
-      <w:bookmarkEnd w:id="38"/>
+      <w:bookmarkEnd w:id="39"/>
     </w:p>
     <w:p>
       <w:pPr>
@@ -12670,14 +12678,14 @@
         <w:ind w:left="1355" w:right="571" w:hanging="359"/>
         <w:jc w:val="both"/>
       </w:pPr>
-      <w:bookmarkStart w:id="39" w:name="_Toc224424740"/>
+      <w:bookmarkStart w:id="40" w:name="_Toc224424740"/>
       <w:r>
         <w:rPr>
           <w:lang w:val="en-US"/>
         </w:rPr>
         <w:t>Kiến trúc hệ thống sinh Test Case dựa trên LLM</w:t>
       </w:r>
-      <w:bookmarkEnd w:id="39"/>
+      <w:bookmarkEnd w:id="40"/>
     </w:p>
     <w:p>
       <w:pPr>
@@ -12715,7 +12723,7 @@
         <w:spacing w:before="40" w:line="360" w:lineRule="auto"/>
         <w:ind w:left="1070" w:right="571" w:firstLine="0"/>
         <w:contextualSpacing/>
-        <w:jc w:val="both"/>
+        <w:jc w:val="center"/>
         <w:rPr>
           <w:sz w:val="26"/>
           <w:szCs w:val="26"/>
@@ -12738,26 +12746,12 @@
         <w:spacing w:before="40" w:line="360" w:lineRule="auto"/>
         <w:ind w:left="1070" w:right="571" w:firstLine="0"/>
         <w:contextualSpacing/>
-        <w:jc w:val="both"/>
-        <w:rPr>
-          <w:sz w:val="26"/>
-          <w:szCs w:val="26"/>
-        </w:rPr>
-      </w:pPr>
-      <w:r>
-        <w:rPr>
-          <w:sz w:val="26"/>
-          <w:szCs w:val="26"/>
-        </w:rPr>
-        <w:tab/>
-      </w:r>
-      <w:r>
-        <w:rPr>
-          <w:sz w:val="26"/>
-          <w:szCs w:val="26"/>
-        </w:rPr>
-        <w:tab/>
-      </w:r>
+        <w:jc w:val="center"/>
+        <w:rPr>
+          <w:sz w:val="26"/>
+          <w:szCs w:val="26"/>
+        </w:rPr>
+      </w:pPr>
       <w:r>
         <w:rPr>
           <w:sz w:val="26"/>
@@ -12775,7 +12769,7 @@
         <w:spacing w:before="40" w:line="360" w:lineRule="auto"/>
         <w:ind w:left="1070" w:right="571" w:firstLine="0"/>
         <w:contextualSpacing/>
-        <w:jc w:val="both"/>
+        <w:jc w:val="center"/>
         <w:rPr>
           <w:sz w:val="26"/>
           <w:szCs w:val="26"/>
@@ -12798,26 +12792,12 @@
         <w:spacing w:before="40" w:line="360" w:lineRule="auto"/>
         <w:ind w:left="1070" w:right="571" w:firstLine="0"/>
         <w:contextualSpacing/>
-        <w:jc w:val="both"/>
-        <w:rPr>
-          <w:sz w:val="26"/>
-          <w:szCs w:val="26"/>
-        </w:rPr>
-      </w:pPr>
-      <w:r>
-        <w:rPr>
-          <w:sz w:val="26"/>
-          <w:szCs w:val="26"/>
-        </w:rPr>
-        <w:tab/>
-      </w:r>
-      <w:r>
-        <w:rPr>
-          <w:sz w:val="26"/>
-          <w:szCs w:val="26"/>
-        </w:rPr>
-        <w:tab/>
-      </w:r>
+        <w:jc w:val="center"/>
+        <w:rPr>
+          <w:sz w:val="26"/>
+          <w:szCs w:val="26"/>
+        </w:rPr>
+      </w:pPr>
       <w:r>
         <w:rPr>
           <w:sz w:val="26"/>
@@ -12835,7 +12815,7 @@
         <w:spacing w:before="40" w:line="360" w:lineRule="auto"/>
         <w:ind w:left="1070" w:right="571" w:firstLine="0"/>
         <w:contextualSpacing/>
-        <w:jc w:val="both"/>
+        <w:jc w:val="center"/>
         <w:rPr>
           <w:sz w:val="26"/>
           <w:szCs w:val="26"/>
@@ -12858,26 +12838,12 @@
         <w:spacing w:before="40" w:line="360" w:lineRule="auto"/>
         <w:ind w:left="1070" w:right="571" w:firstLine="0"/>
         <w:contextualSpacing/>
-        <w:jc w:val="both"/>
-        <w:rPr>
-          <w:sz w:val="26"/>
-          <w:szCs w:val="26"/>
-        </w:rPr>
-      </w:pPr>
-      <w:r>
-        <w:rPr>
-          <w:sz w:val="26"/>
-          <w:szCs w:val="26"/>
-        </w:rPr>
-        <w:tab/>
-      </w:r>
-      <w:r>
-        <w:rPr>
-          <w:sz w:val="26"/>
-          <w:szCs w:val="26"/>
-        </w:rPr>
-        <w:tab/>
-      </w:r>
+        <w:jc w:val="center"/>
+        <w:rPr>
+          <w:sz w:val="26"/>
+          <w:szCs w:val="26"/>
+        </w:rPr>
+      </w:pPr>
       <w:r>
         <w:rPr>
           <w:sz w:val="26"/>
@@ -12895,7 +12861,7 @@
         <w:spacing w:before="40" w:line="360" w:lineRule="auto"/>
         <w:ind w:left="1070" w:right="571" w:firstLine="0"/>
         <w:contextualSpacing/>
-        <w:jc w:val="both"/>
+        <w:jc w:val="center"/>
         <w:rPr>
           <w:sz w:val="26"/>
           <w:szCs w:val="26"/>
@@ -12918,26 +12884,12 @@
         <w:spacing w:before="40" w:line="360" w:lineRule="auto"/>
         <w:ind w:left="1070" w:right="571" w:firstLine="0"/>
         <w:contextualSpacing/>
-        <w:jc w:val="both"/>
-        <w:rPr>
-          <w:sz w:val="26"/>
-          <w:szCs w:val="26"/>
-        </w:rPr>
-      </w:pPr>
-      <w:r>
-        <w:rPr>
-          <w:sz w:val="26"/>
-          <w:szCs w:val="26"/>
-        </w:rPr>
-        <w:tab/>
-      </w:r>
-      <w:r>
-        <w:rPr>
-          <w:sz w:val="26"/>
-          <w:szCs w:val="26"/>
-        </w:rPr>
-        <w:tab/>
-      </w:r>
+        <w:jc w:val="center"/>
+        <w:rPr>
+          <w:sz w:val="26"/>
+          <w:szCs w:val="26"/>
+        </w:rPr>
+      </w:pPr>
       <w:r>
         <w:rPr>
           <w:sz w:val="26"/>
@@ -12955,7 +12907,7 @@
         <w:spacing w:before="40" w:line="360" w:lineRule="auto"/>
         <w:ind w:left="1070" w:right="571" w:firstLine="0"/>
         <w:contextualSpacing/>
-        <w:jc w:val="both"/>
+        <w:jc w:val="center"/>
         <w:rPr>
           <w:sz w:val="26"/>
           <w:szCs w:val="26"/>
@@ -12978,26 +12930,12 @@
         <w:spacing w:before="40" w:line="360" w:lineRule="auto"/>
         <w:ind w:left="1070" w:right="571" w:firstLine="0"/>
         <w:contextualSpacing/>
-        <w:jc w:val="both"/>
-        <w:rPr>
-          <w:sz w:val="26"/>
-          <w:szCs w:val="26"/>
-        </w:rPr>
-      </w:pPr>
-      <w:r>
-        <w:rPr>
-          <w:sz w:val="26"/>
-          <w:szCs w:val="26"/>
-        </w:rPr>
-        <w:tab/>
-      </w:r>
-      <w:r>
-        <w:rPr>
-          <w:sz w:val="26"/>
-          <w:szCs w:val="26"/>
-        </w:rPr>
-        <w:tab/>
-      </w:r>
+        <w:jc w:val="center"/>
+        <w:rPr>
+          <w:sz w:val="26"/>
+          <w:szCs w:val="26"/>
+        </w:rPr>
+      </w:pPr>
       <w:r>
         <w:rPr>
           <w:sz w:val="26"/>
@@ -13015,7 +12953,7 @@
         <w:spacing w:before="40" w:line="360" w:lineRule="auto"/>
         <w:ind w:left="1070" w:right="571" w:firstLine="0"/>
         <w:contextualSpacing/>
-        <w:jc w:val="both"/>
+        <w:jc w:val="center"/>
         <w:rPr>
           <w:sz w:val="26"/>
           <w:szCs w:val="26"/>
@@ -13233,14 +13171,14 @@
         <w:ind w:left="1355" w:right="713" w:hanging="359"/>
         <w:jc w:val="both"/>
       </w:pPr>
-      <w:bookmarkStart w:id="40" w:name="_Toc224424741"/>
+      <w:bookmarkStart w:id="41" w:name="_Toc224424741"/>
       <w:r>
         <w:rPr>
           <w:lang w:val="en-US"/>
         </w:rPr>
         <w:t>Công nghệ sử dụng trong hệ thống</w:t>
       </w:r>
-      <w:bookmarkEnd w:id="40"/>
+      <w:bookmarkEnd w:id="41"/>
     </w:p>
     <w:p>
       <w:pPr>
@@ -13533,8 +13471,8 @@
           <w:lang w:val="en-US"/>
         </w:rPr>
       </w:pPr>
-      <w:bookmarkStart w:id="41" w:name="CHƯƠNG_3:_PHÂN_TÍCH_FRAMEWORK"/>
-      <w:bookmarkEnd w:id="41"/>
+      <w:bookmarkStart w:id="42" w:name="CHƯƠNG_3:_PHÂN_TÍCH_FRAMEWORK"/>
+      <w:bookmarkEnd w:id="42"/>
       <w:r>
         <w:rPr>
           <w:b/>
@@ -13589,16 +13527,16 @@
         <w:ind w:left="1355" w:right="571" w:hanging="359"/>
         <w:jc w:val="both"/>
       </w:pPr>
-      <w:bookmarkStart w:id="42" w:name="3.1_Giới_thiệu_về_hệ_thống_phần_mềm"/>
-      <w:bookmarkStart w:id="43" w:name="_Toc224424742"/>
-      <w:bookmarkEnd w:id="42"/>
+      <w:bookmarkStart w:id="43" w:name="3.1_Giới_thiệu_về_hệ_thống_phần_mềm"/>
+      <w:bookmarkStart w:id="44" w:name="_Toc224424742"/>
+      <w:bookmarkEnd w:id="43"/>
       <w:r>
         <w:rPr>
           <w:lang w:val="en-US"/>
         </w:rPr>
         <w:t>Khảo sát thực tế và phân tích bài toán</w:t>
       </w:r>
-      <w:bookmarkEnd w:id="43"/>
+      <w:bookmarkEnd w:id="44"/>
     </w:p>
     <w:p>
       <w:pPr>
@@ -13614,8 +13552,8 @@
         <w:ind w:left="1715" w:right="571" w:hanging="719"/>
         <w:jc w:val="both"/>
       </w:pPr>
-      <w:bookmarkStart w:id="44" w:name="3.1.1_Tổng_quan_về_hệ_thống"/>
-      <w:bookmarkEnd w:id="44"/>
+      <w:bookmarkStart w:id="45" w:name="3.1.1_Tổng_quan_về_hệ_thống"/>
+      <w:bookmarkEnd w:id="45"/>
       <w:r>
         <w:rPr>
           <w:lang w:val="en-US"/>
@@ -14118,8 +14056,8 @@
         <w:ind w:left="1715" w:right="571" w:hanging="719"/>
         <w:jc w:val="both"/>
       </w:pPr>
-      <w:bookmarkStart w:id="45" w:name="3.1.2_Các_tính_năng_chính_của_hệ_thống"/>
-      <w:bookmarkEnd w:id="45"/>
+      <w:bookmarkStart w:id="46" w:name="3.1.2_Các_tính_năng_chính_của_hệ_thống"/>
+      <w:bookmarkEnd w:id="46"/>
       <w:r>
         <w:rPr>
           <w:lang w:val="en-US"/>
@@ -14391,8 +14329,8 @@
         <w:ind w:left="1715" w:right="571" w:hanging="719"/>
         <w:jc w:val="both"/>
       </w:pPr>
-      <w:bookmarkStart w:id="46" w:name="3.1.3_Mục_tiêu_kiểm_thử_hệ_thống"/>
-      <w:bookmarkEnd w:id="46"/>
+      <w:bookmarkStart w:id="47" w:name="3.1.3_Mục_tiêu_kiểm_thử_hệ_thống"/>
+      <w:bookmarkEnd w:id="47"/>
       <w:r>
         <w:rPr>
           <w:lang w:val="en-US"/>
@@ -14717,14 +14655,14 @@
         <w:ind w:left="1355" w:right="571" w:hanging="359"/>
         <w:jc w:val="both"/>
       </w:pPr>
-      <w:bookmarkStart w:id="47" w:name="_Toc224424743"/>
+      <w:bookmarkStart w:id="48" w:name="_Toc224424743"/>
       <w:r>
         <w:rPr>
           <w:lang w:val="en-US"/>
         </w:rPr>
         <w:t>Thiết kế tổng thể hệ thống</w:t>
       </w:r>
-      <w:bookmarkEnd w:id="47"/>
+      <w:bookmarkEnd w:id="48"/>
     </w:p>
     <w:p>
       <w:pPr>
@@ -15462,7 +15400,7 @@
           <w:lang w:val="en-US"/>
         </w:rPr>
       </w:pPr>
-      <w:bookmarkStart w:id="48" w:name="_Toc224424744"/>
+      <w:bookmarkStart w:id="49" w:name="_Toc224424744"/>
       <w:r>
         <w:rPr>
           <w:lang w:val="en-US"/>
@@ -15475,7 +15413,7 @@
         </w:rPr>
         <w:t>Thiết kế LangChain Pipeline</w:t>
       </w:r>
-      <w:bookmarkEnd w:id="48"/>
+      <w:bookmarkEnd w:id="49"/>
     </w:p>
     <w:p>
       <w:pPr>
@@ -15807,7 +15745,7 @@
           <w:lang w:val="en-US"/>
         </w:rPr>
       </w:pPr>
-      <w:bookmarkStart w:id="49" w:name="_Toc224424745"/>
+      <w:bookmarkStart w:id="50" w:name="_Toc224424745"/>
       <w:r>
         <w:rPr>
           <w:lang w:val="en-US"/>
@@ -15815,7 +15753,7 @@
         <w:lastRenderedPageBreak/>
         <w:t>3.4 Triển khai hệ thống</w:t>
       </w:r>
-      <w:bookmarkEnd w:id="49"/>
+      <w:bookmarkEnd w:id="50"/>
     </w:p>
     <w:p>
       <w:pPr>
@@ -16541,25 +16479,14 @@
           <w:lang w:val="en-US"/>
         </w:rPr>
       </w:pPr>
-      <w:bookmarkStart w:id="50" w:name="_Toc224424746"/>
+      <w:bookmarkStart w:id="51" w:name="_Toc224424746"/>
       <w:r>
         <w:rPr>
           <w:lang w:val="en-US"/>
         </w:rPr>
         <w:t>3.5 Thực nghiệm hệ thống</w:t>
       </w:r>
-      <w:bookmarkEnd w:id="50"/>
-    </w:p>
-    <w:p>
-      <w:pPr>
-        <w:pStyle w:val="Heading3"/>
-        <w:spacing w:line="360" w:lineRule="auto"/>
-        <w:ind w:right="713"/>
-        <w:jc w:val="both"/>
-        <w:rPr>
-          <w:lang w:val="en-US"/>
-        </w:rPr>
-      </w:pPr>
+      <w:bookmarkEnd w:id="51"/>
     </w:p>
     <w:p>
       <w:pPr>
@@ -16580,11 +16507,11 @@
         <w:spacing w:before="85" w:line="360" w:lineRule="auto"/>
         <w:ind w:right="727"/>
       </w:pPr>
-      <w:bookmarkStart w:id="51" w:name="3.2_Thiết_kế_các_yêu_cầu_kiểm_thử"/>
-      <w:bookmarkStart w:id="52" w:name="KẾT_LUẬN_VÀ_HƯỚNG_PHÁT_TRIỂN"/>
-      <w:bookmarkStart w:id="53" w:name="_Toc224424747"/>
-      <w:bookmarkEnd w:id="51"/>
+      <w:bookmarkStart w:id="52" w:name="3.2_Thiết_kế_các_yêu_cầu_kiểm_thử"/>
+      <w:bookmarkStart w:id="53" w:name="KẾT_LUẬN_VÀ_HƯỚNG_PHÁT_TRIỂN"/>
+      <w:bookmarkStart w:id="54" w:name="_Toc224424747"/>
       <w:bookmarkEnd w:id="52"/>
+      <w:bookmarkEnd w:id="53"/>
       <w:r>
         <w:lastRenderedPageBreak/>
         <w:t>KẾT</w:t>
@@ -16637,7 +16564,7 @@
         </w:rPr>
         <w:t>TRIỂN</w:t>
       </w:r>
-      <w:bookmarkEnd w:id="53"/>
+      <w:bookmarkEnd w:id="54"/>
     </w:p>
     <w:p>
       <w:pPr>
@@ -16645,9 +16572,9 @@
         <w:spacing w:before="163" w:line="360" w:lineRule="auto"/>
         <w:ind w:left="1150" w:right="727" w:firstLine="0"/>
       </w:pPr>
-      <w:bookmarkStart w:id="54" w:name="Kết_quả_đạt_được"/>
-      <w:bookmarkStart w:id="55" w:name="_Toc224424748"/>
-      <w:bookmarkEnd w:id="54"/>
+      <w:bookmarkStart w:id="55" w:name="Kết_quả_đạt_được"/>
+      <w:bookmarkStart w:id="56" w:name="_Toc224424748"/>
+      <w:bookmarkEnd w:id="55"/>
       <w:r>
         <w:t>Kết</w:t>
       </w:r>
@@ -16675,7 +16602,7 @@
         </w:rPr>
         <w:t xml:space="preserve"> được</w:t>
       </w:r>
-      <w:bookmarkEnd w:id="55"/>
+      <w:bookmarkEnd w:id="56"/>
     </w:p>
     <w:p>
       <w:pPr>
@@ -16683,9 +16610,9 @@
         <w:spacing w:before="85" w:line="360" w:lineRule="auto"/>
         <w:ind w:left="1150" w:right="726" w:firstLine="0"/>
       </w:pPr>
-      <w:bookmarkStart w:id="56" w:name="Hạn_chế_của_đề_tài"/>
-      <w:bookmarkStart w:id="57" w:name="_Toc224424749"/>
-      <w:bookmarkEnd w:id="56"/>
+      <w:bookmarkStart w:id="57" w:name="Hạn_chế_của_đề_tài"/>
+      <w:bookmarkStart w:id="58" w:name="_Toc224424749"/>
+      <w:bookmarkEnd w:id="57"/>
       <w:r>
         <w:t>Hạn</w:t>
       </w:r>
@@ -16728,7 +16655,7 @@
         </w:rPr>
         <w:t>tài</w:t>
       </w:r>
-      <w:bookmarkEnd w:id="57"/>
+      <w:bookmarkEnd w:id="58"/>
     </w:p>
     <w:p>
       <w:pPr>
@@ -16752,9 +16679,9 @@
         <w:spacing w:before="85" w:line="360" w:lineRule="auto"/>
         <w:ind w:left="996" w:firstLine="0"/>
       </w:pPr>
-      <w:bookmarkStart w:id="58" w:name="Hướng_phát_triển_của_đề_tài"/>
-      <w:bookmarkStart w:id="59" w:name="_Toc224424750"/>
-      <w:bookmarkEnd w:id="58"/>
+      <w:bookmarkStart w:id="59" w:name="Hướng_phát_triển_của_đề_tài"/>
+      <w:bookmarkStart w:id="60" w:name="_Toc224424750"/>
+      <w:bookmarkEnd w:id="59"/>
       <w:r>
         <w:rPr>
           <w:lang w:val="en-US"/>
@@ -16813,7 +16740,7 @@
         </w:rPr>
         <w:t>tài</w:t>
       </w:r>
-      <w:bookmarkEnd w:id="59"/>
+      <w:bookmarkEnd w:id="60"/>
     </w:p>
     <w:p>
       <w:pPr>
@@ -16840,9 +16767,9 @@
         <w:spacing w:before="85"/>
         <w:ind w:right="732"/>
       </w:pPr>
-      <w:bookmarkStart w:id="60" w:name="TÀI_LIỆU_THAM_KHẢO"/>
-      <w:bookmarkStart w:id="61" w:name="_Toc224424751"/>
-      <w:bookmarkEnd w:id="60"/>
+      <w:bookmarkStart w:id="61" w:name="TÀI_LIỆU_THAM_KHẢO"/>
+      <w:bookmarkStart w:id="62" w:name="_Toc224424751"/>
+      <w:bookmarkEnd w:id="61"/>
       <w:r>
         <w:lastRenderedPageBreak/>
         <w:t>TÀI</w:t>
@@ -16877,7 +16804,7 @@
         </w:rPr>
         <w:t>KHẢO</w:t>
       </w:r>
-      <w:bookmarkEnd w:id="61"/>
+      <w:bookmarkEnd w:id="62"/>
     </w:p>
     <w:p>
       <w:pPr>
@@ -16973,8 +16900,6 @@
           <w:cols w:space="720"/>
         </w:sectPr>
       </w:pPr>
-      <w:bookmarkStart w:id="62" w:name="_GoBack"/>
-      <w:bookmarkEnd w:id="62"/>
     </w:p>
     <w:p>
       <w:pPr>
@@ -17384,7 +17309,7 @@
                               <w:noProof/>
                               <w:spacing w:val="-5"/>
                             </w:rPr>
-                            <w:t>26</w:t>
+                            <w:t>21</w:t>
                           </w:r>
                           <w:r>
                             <w:rPr>
@@ -17443,7 +17368,7 @@
                         <w:noProof/>
                         <w:spacing w:val="-5"/>
                       </w:rPr>
-                      <w:t>26</w:t>
+                      <w:t>21</w:t>
                     </w:r>
                     <w:r>
                       <w:rPr>
@@ -24564,7 +24489,7 @@
 </file>
 
 <file path=customXml/itemProps1.xml><?xml version="1.0" encoding="utf-8"?>
-<ds:datastoreItem xmlns:ds="http://schemas.openxmlformats.org/officeDocument/2006/customXml" ds:itemID="{CF281A2A-4955-4693-B371-9AA8ACB1F5FB}">
+<ds:datastoreItem xmlns:ds="http://schemas.openxmlformats.org/officeDocument/2006/customXml" ds:itemID="{CEB587BB-A271-43F2-A1F9-32478DEA8E6E}">
   <ds:schemaRefs>
     <ds:schemaRef ds:uri="http://schemas.openxmlformats.org/officeDocument/2006/bibliography"/>
   </ds:schemaRefs>
